--- a/example_articles/states/Rhode Island/6.states_Rhode Island_Other_publisher.docx
+++ b/example_articles/states/Rhode Island/6.states_Rhode Island_Other_publisher.docx
@@ -27,17 +27,17 @@
     </w:p>
     <w:p>
       <w:r>
-        <w:t>Source File: Other publishers/Files (500) (27).DOCX</w:t>
+        <w:t>Source file: Other publishers/Files (500) (27).DOCX</w:t>
       </w:r>
     </w:p>
     <w:p>
       <w:r>
-        <w:t>Raw locations result: ['Rhode Island']</w:t>
+        <w:t>Raw locations result, 'locations': ['Rhode Island']</w:t>
       </w:r>
     </w:p>
     <w:p>
       <w:r>
-        <w:t>states_stand_flat (Standardized): Rhode Island</w:t>
+        <w:t>Standardized locations result, 'states_stand_flat': Rhode Island</w:t>
       </w:r>
     </w:p>
     <w:p>

--- a/example_articles/states/Rhode Island/6.states_Rhode Island_Other_publisher.docx
+++ b/example_articles/states/Rhode Island/6.states_Rhode Island_Other_publisher.docx
@@ -7,7 +7,7 @@
         <w:pStyle w:val="Heading1"/>
       </w:pPr>
       <w:r>
-        <w:t>READERS SEND GRIPES ABOUT LOCAL NEWS</w:t>
+        <w:t>R.I. MUSEUM PAYS HOMAGE TO WORKING CLASS THE EXHIBITS ARE ENORMOUSLY POPULAR WITH LOCAL PEOPLE WHO REMEMBER THE TEXTILE STRIKES OF THE '20S AND '30S.</w:t>
       </w:r>
     </w:p>
     <w:p>
@@ -17,17 +17,17 @@
     </w:p>
     <w:p>
       <w:r>
-        <w:t>Date: 1999-03-04</w:t>
+        <w:t>Date: 1999-10-24</w:t>
       </w:r>
     </w:p>
     <w:p>
       <w:r>
-        <w:t>Section: ARTS &amp; ENTERTAINMENT,; TUNED IN</w:t>
+        <w:t>Section: NATIONAL; Pg. A12</w:t>
       </w:r>
     </w:p>
     <w:p>
       <w:r>
-        <w:t>Source file: Other publishers/Files (500) (27).DOCX</w:t>
+        <w:t>Source file: Other publishers/Files (500) (8).DOCX</w:t>
       </w:r>
     </w:p>
     <w:p>
@@ -49,63 +49,55 @@
     </w:p>
     <w:p>
       <w:r>
-        <w:t>In recent weeks I've offered my share of criticism of local TV news, and the response from readers nodding in agreement surprised even me. So today I want to let some of those folks have their say, but first, a few final words about local TV.</w:t>
+        <w:t>Since the Museum of Work and Culture opened here nearly two years ago, it has been wildly popular with visitors.</w:t>
         <w:br/>
-        <w:t>I really don't hate it, nor do I have a superiority complex toward broadcast news. And local station executives are not evil (well, maybe a couple are). But for the most part, I like them personally.</w:t>
+        <w:t>"Sometimes you hear shrieks of joy," said Albert T. Klyberg of the Rhode Island Historical Society, which manages the museum. "Many people never thought they would see the day when their story would be told and put into a museum."</w:t>
         <w:br/>
-        <w:t>As one news executive recently said, "We don't wake up each morning and say, let's do our worst today."</w:t>
+        <w:t>"People walk out with this look in their faces," said Anne Conway, co-manager of the museum. "Many have tears in their eyes."</w:t>
         <w:br/>
-        <w:t>News directors are under intense pressure to get ratings, and perhaps too often sound news judgment gets sacrificed as too much weight is given to the advice of consultants, sweeps packages that draw viewers but don't really report news and other gimmicks.</w:t>
+        <w:t>But emotions do not run a museum. It takes cold cash.</w:t>
         <w:br/>
-        <w:t>Local reporters and anchors deserve even more sympathy. Off the record, many have agreed with the criticism in this column, but they have a job to do and can only buck the system so much. Yes, reporters sometimes make mistakes, but so do I and so do you. By and large, most reporters give it their all.</w:t>
+        <w:t>When the city began planning the museum, officials said it would need to attract 80,000 visitors a year to survive.</w:t>
         <w:br/>
-        <w:t>Now, on with the critique:</w:t>
+        <w:t>When the Historical Society agreed to manage it, Klyberg cut that figure to 30,000.</w:t>
         <w:br/>
-        <w:t>Bob Sullivan of Washington said the study of local stations that ranked Pittsburgh at the bottom of the barrel was overly kind: "They aren't as good as the survey showed them to be. The local stations have unacceptably low values. The study seems to agree. When you live in a town with three bad restaurants you still eat dinner, but you're not satisfied. Just fed."</w:t>
+        <w:t>He should have picked 15,000, the first year's attendance. The museum, which had a $166,000 budget, finished with a $70,000 deficit.</w:t>
         <w:br/>
-        <w:t>Warren James of Mt. Lebanon complained about stations devoting four minutes to weather and two minutes to sports. He also said he's had enough of stories "teaching us how to: shovel snow, bring up my children, what to eat, what not to eat, how to drive, etc."</w:t>
+        <w:t>Prospects do not look much better this year, either.</w:t>
         <w:br/>
-        <w:t>"Why not be boring and just report the NEWS?" James wrote. "How unique that would be and refreshing."</w:t>
+        <w:t>According to Klyberg, only one museum in America survives on admissions - the Texas Book Depository in Dallas, from which Lee Harvey Oswald is alleged to have shot President John F. Kennedy.</w:t>
         <w:br/>
-        <w:t>Tony Parker of Cheswick doesn't like the laughter on Channel 4's 11 p.m. newscast, and he's quit watching: "What really tuned me out is the relatively recent obligatory fun time, with attendant cackling that happens almost every night just before the weather forecast. To Stephen Cropper's credit, he often seems to be as embarrassed as I am."</w:t>
+        <w:t>Museums depend on admissions for 30 percent to 80 percent of their revenue; the balance comes from government grants, private fund-raising or endowments.</w:t>
         <w:br/>
-        <w:t>Jeff Hamilton of Beaver e-mailed to say KDKA is "badly infected with ' tonightitis,' " too often claiming something has happened tonight when it really happened earlier in the day. Another of his pet peeves with local news: sound effects: "Why do we need pounding music to accompany News Across the Nation?"</w:t>
+        <w:t>But Woonsocket is used to adversity.</w:t>
         <w:br/>
-        <w:t>He also dislikes teasers that say, "A famous TV actor has died" and then fails to tell viewers who the actor is. "Just tell us his name up front!"</w:t>
+        <w:t>Just ask Charles Baldelli.</w:t>
         <w:br/>
-        <w:t>What, and spoil the fun of coercing you to tune in? My suggestion when you see that tease: Turn off the TV and check America Online or any other online news Web site. Then you'll get the news when you want it without having to wait hours until 11 p.m.</w:t>
+        <w:t>In the 1980s, Baldelli was Woonsocket's mayor, and he seized upon the idea of a museum to honor common working folk. He had an understanding of labor issues, having been a member of the management team at Brown &amp; Sharpe Manufacturing Co. in North Kingstown, R.I., during the tumultuous 1981 strike that destroyed the local union and crippled the company.</w:t>
         <w:br/>
-        <w:t>But my favorite armchair criticism came from Jim Snell of Pittsburgh who has a funny take on KDKA's news promo with the working-class guy who complains about the way other stations covered a fire.</w:t>
+        <w:t>One day, Baldelli broached his museum idea to the Woonsocket Chamber of Commerce. He described a museum that would depict the arrival of the French-Canadian immigrants to the city, their toils in the mills and the strikes that flared and raged in the '20s and '30s.</w:t>
         <w:br/>
-        <w:t>"But then he turns to KDKA and they got the story right," Snell wrote. "I mean, obviously this guy set the fire! He was there when it happened and then he diligently tracks down every scrap of news about this fire he can possibly find. C'mon, the guy's a firebug!"</w:t>
+        <w:t>His audience laughed.</w:t>
         <w:br/>
-        <w:t>*</w:t>
+        <w:t>"They thought I was kidding," Baldelli said. "They thought it was hilarious."</w:t>
         <w:br/>
-        <w:t>BEHIND THE SCENES: WTAE's coverage of the abduction and sexual assault of a Lawrenceville boy last week included an on-camera interview with the boy's mother. Her name wasn't used, but her face was shown, which basically identified the victim and his family to those in the community.</w:t>
+        <w:t>Despite that beginning, the idea caught. But a museum honoring labor is rare, and creating it was a challenge.</w:t>
         <w:br/>
-        <w:t>WTAE vice president of news Tom Petner said generally the station doesn't identify victims of sexual assault, but he said this was an unusual case.</w:t>
+        <w:t>City organizers asked the Historical Society for help. Klyberg, director at the time, jumped at the chance. He knew it would help shed the impression that the venerable society never leaves Providence's East Side and its colonial heritage.</w:t>
         <w:br/>
-        <w:t>"[Reporter] Sheldon [Ingram] had gone out there right after it happened in an unmarked car," Petner said. "I think they were very appreciative of the sensitivity Sheldon showed."</w:t>
+        <w:t>"This gives us another wheel on history," he said.</w:t>
         <w:br/>
-        <w:t>Petner said the family called the station last week and said they were ready to talk.</w:t>
+        <w:t>Organizers captured some key federal grants and found a site in an abandoned mill on the Blackstone River. But rehabilitating the building depended on finding a developer willing to share the cost and space, and the recession of the early 1990s delayed that.</w:t>
         <w:br/>
-        <w:t>"We asked them repeatedly about tiling them out and protecting their identity, but they felt they needed to tell the story," Petner said. "They said everyone in Lawrenceville knew who was involved."</w:t>
+        <w:t>Eventually they switched to the old Barnai Worsted mill on Market Square and ran a private fund-raising drive to meet the $2.8 million cost of restoring the structure and supplying the exhibits. With the help of Woonsocket Mayor Susan Menard, the museum opened in October 1997.</w:t>
         <w:br/>
-        <w:t>WPXI also interviewed the mother of the boy, but only used sound and didn't show her face or identify her by name.</w:t>
+        <w:t>The museum is explicit in depicting how tough life was for the French-Canadians and other immigrants who labored long in hot, noisy, sometimes dangerous mills.</w:t>
         <w:br/>
-        <w:t>"We just do not identify children who are victims of sexual assault, period," said WPXI news director Jennifer Rigby. "The incident was still going on and the mother was highly emotional, and we just did not feel like that was the thing to do."</w:t>
+        <w:t>In one exhibit, visitors step into a labor hall and an even more contentious time for Woonsocket - the 1930s, when the city was shattered by a series of textile strikes.</w:t>
         <w:br/>
-        <w:t>Rigby said the victim's father had called the station several times to talk about what was going on in the case. Rigby felt the mother's story could be told without putting her on camera, which would identify her and, by extension, the child.</w:t>
+        <w:t>The worst was the Great Textile Strike of 1934, which shut down mills along the Eastern Seaboard. The Blackstone Valley erupted in violence as thousands took to the streets, threw stones and taunted the National Guard, which responded with tear gas and eventually gunfire. One man was killed, but what is more important, textile owners in Providence responded by permanently closing mills throughout the valley.</w:t>
         <w:br/>
-        <w:t>"She didn't express to us she wanted to be on camera and we felt it was not necessary to put her on camera," Rigby said. "I was really, really surprised [to see her on WTAE]. We just wouldn't do that."</w:t>
-        <w:br/>
-        <w:t>KDKA and WPGH didn't interview the woman.</w:t>
-        <w:br/>
-        <w:t>*</w:t>
-        <w:br/>
-        <w:t>GET WELL: WTAE reporter Nina Pineda is recovering from a leg injury from a skiing accident a few weeks ago at Winterfest, a station-sponsored event at Seven Springs. Tom Petner said she underwent surgery and will recuperate for a few more weeks before returning to the air.</w:t>
-        <w:br/>
-        <w:t>Rob Owen can be reached at 412-263-2582 or rowen@post-gazette.com.</w:t>
+        <w:t>"The older people tell us, 'I don't believe it - this is my story,' " Bacon said. "It's very emotional. They did not realize that what they did in their lifetime was part of a bigger story."</w:t>
       </w:r>
     </w:p>
     <w:sectPr>

--- a/example_articles/states/Rhode Island/6.states_Rhode Island_Other_publisher.docx
+++ b/example_articles/states/Rhode Island/6.states_Rhode Island_Other_publisher.docx
@@ -7,7 +7,7 @@
         <w:pStyle w:val="Heading1"/>
       </w:pPr>
       <w:r>
-        <w:t>R.I. MUSEUM PAYS HOMAGE TO WORKING CLASS THE EXHIBITS ARE ENORMOUSLY POPULAR WITH LOCAL PEOPLE WHO REMEMBER THE TEXTILE STRIKES OF THE '20S AND '30S.</w:t>
+        <w:t>Smaller is better in new urban revival</w:t>
       </w:r>
     </w:p>
     <w:p>
@@ -17,17 +17,17 @@
     </w:p>
     <w:p>
       <w:r>
-        <w:t>Date: 1999-10-24</w:t>
+        <w:t>Date: 1999-08-16</w:t>
       </w:r>
     </w:p>
     <w:p>
       <w:r>
-        <w:t>Section: NATIONAL; Pg. A12</w:t>
+        <w:t>Section: NEWS;; COVER STORY</w:t>
       </w:r>
     </w:p>
     <w:p>
       <w:r>
-        <w:t>Source file: Other publishers/Files (500) (8).DOCX</w:t>
+        <w:t>Source file: Other publishers/Files (500) (29).DOCX</w:t>
       </w:r>
     </w:p>
     <w:p>
@@ -49,55 +49,309 @@
     </w:p>
     <w:p>
       <w:r>
-        <w:t>Since the Museum of Work and Culture opened here nearly two years ago, it has been wildly popular with visitors.</w:t>
+        <w:t>PROVIDENCE, R.I. -- In the Fox Point neighborhood where just 15</w:t>
         <w:br/>
-        <w:t>"Sometimes you hear shrieks of joy," said Albert T. Klyberg of the Rhode Island Historical Society, which manages the museum. "Many people never thought they would see the day when their story would be told and put into a museum."</w:t>
+        <w:t>years ago the Portuguese "fish man" hawked the catch of the</w:t>
         <w:br/>
-        <w:t>"People walk out with this look in their faces," said Anne Conway, co-manager of the museum. "Many have tears in their eyes."</w:t>
+        <w:t>day to working-class families, '90s urban hipness reigns.</w:t>
         <w:br/>
-        <w:t>But emotions do not run a museum. It takes cold cash.</w:t>
+        <w:t>Rollerblades loll in the foyers of spiffed-up 19th-century colonials.</w:t>
         <w:br/>
-        <w:t>When the city began planning the museum, officials said it would need to attract 80,000 visitors a year to survive.</w:t>
+        <w:t>Paper and wrought-iron fixtures cast artsy glows where chandeliers</w:t>
         <w:br/>
-        <w:t>When the Historical Society agreed to manage it, Klyberg cut that figure to 30,000.</w:t>
+        <w:t>once hung. Bikes crowd landings. SUVs hug the curbs of narrow</w:t>
         <w:br/>
-        <w:t>He should have picked 15,000, the first year's attendance. The museum, which had a $166,000 budget, finished with a $70,000 deficit.</w:t>
+        <w:t>streets. Around the corner, the obligatory coffeehouse beckons.</w:t>
         <w:br/>
-        <w:t>Prospects do not look much better this year, either.</w:t>
+        <w:t>On the other side of town in the Elmwood neighborhood, the walls</w:t>
         <w:br/>
-        <w:t>According to Klyberg, only one museum in America survives on admissions - the Texas Book Depository in Dallas, from which Lee Harvey Oswald is alleged to have shot President John F. Kennedy.</w:t>
+        <w:t>thrown up to carve Victorian mansions into cheap apartments are</w:t>
         <w:br/>
-        <w:t>Museums depend on admissions for 30 percent to 80 percent of their revenue; the balance comes from government grants, private fund-raising or endowments.</w:t>
+        <w:t>crashing down. When they were built at the turn of the century,</w:t>
         <w:br/>
-        <w:t>But Woonsocket is used to adversity.</w:t>
+        <w:t>large families lived in them. When they moved out, the homes were</w:t>
         <w:br/>
-        <w:t>Just ask Charles Baldelli.</w:t>
+        <w:t>turned into apartments. Couples, singles and young families who</w:t>
         <w:br/>
-        <w:t>In the 1980s, Baldelli was Woonsocket's mayor, and he seized upon the idea of a museum to honor common working folk. He had an understanding of labor issues, having been a member of the management team at Brown &amp; Sharpe Manufacturing Co. in North Kingstown, R.I., during the tumultuous 1981 strike that destroyed the local union and crippled the company.</w:t>
+        <w:t>bristle at the notion of suburban life are settling in. Elmwood</w:t>
         <w:br/>
-        <w:t>One day, Baldelli broached his museum idea to the Woonsocket Chamber of Commerce. He described a museum that would depict the arrival of the French-Canadian immigrants to the city, their toils in the mills and the strikes that flared and raged in the '20s and '30s.</w:t>
+        <w:t>homes are suddenly chic.</w:t>
         <w:br/>
-        <w:t>His audience laughed.</w:t>
+        <w:t>Urban revival? Definitely. Population boom? Not at all. In fact,</w:t>
         <w:br/>
-        <w:t>"They thought I was kidding," Baldelli said. "They thought it was hilarious."</w:t>
+        <w:t>the changing face of Providence and other old cities is more a</w:t>
         <w:br/>
-        <w:t>Despite that beginning, the idea caught. But a museum honoring labor is rare, and creating it was a challenge.</w:t>
+        <w:t>population paradox.</w:t>
         <w:br/>
-        <w:t>City organizers asked the Historical Society for help. Klyberg, director at the time, jumped at the chance. He knew it would help shed the impression that the venerable society never leaves Providence's East Side and its colonial heritage.</w:t>
+        <w:t>Despite the waiting list for loft apartments downtown, despite</w:t>
         <w:br/>
-        <w:t>"This gives us another wheel on history," he said.</w:t>
+        <w:t>the construction cranes that clank and twirl above the skyline,</w:t>
         <w:br/>
-        <w:t>Organizers captured some key federal grants and found a site in an abandoned mill on the Blackstone River. But rehabilitating the building depended on finding a developer willing to share the cost and space, and the recession of the early 1990s delayed that.</w:t>
+        <w:t>despite the glorious reviews, Providence's population is still</w:t>
         <w:br/>
-        <w:t>Eventually they switched to the old Barnai Worsted mill on Market Square and ran a private fund-raising drive to meet the $2.8 million cost of restoring the structure and supplying the exhibits. With the help of Woonsocket Mayor Susan Menard, the museum opened in October 1997.</w:t>
+        <w:t>dropping.</w:t>
         <w:br/>
-        <w:t>The museum is explicit in depicting how tough life was for the French-Canadians and other immigrants who labored long in hot, noisy, sometimes dangerous mills.</w:t>
+        <w:t>The same puzzling contradictions show up in the population counts</w:t>
         <w:br/>
-        <w:t>In one exhibit, visitors step into a labor hall and an even more contentious time for Woonsocket - the 1930s, when the city was shattered by a series of textile strikes.</w:t>
+        <w:t>of Cleveland, Boston, Chicago, Washington, D.C., and Louisville.</w:t>
         <w:br/>
-        <w:t>The worst was the Great Textile Strike of 1934, which shut down mills along the Eastern Seaboard. The Blackstone Valley erupted in violence as thousands took to the streets, threw stones and taunted the National Guard, which responded with tear gas and eventually gunfire. One man was killed, but what is more important, textile owners in Providence responded by permanently closing mills throughout the valley.</w:t>
+        <w:t>They're all losing people despite their economic pep and flourishing</w:t>
         <w:br/>
-        <w:t>"The older people tell us, 'I don't believe it - this is my story,' " Bacon said. "It's very emotional. They did not realize that what they did in their lifetime was part of a bigger story."</w:t>
+        <w:t>downtowns.</w:t>
+        <w:br/>
+        <w:t>But what might be most surprising about this trend: These cities</w:t>
+        <w:br/>
+        <w:t>are doing well because they're attracting smaller but more affluent</w:t>
+        <w:br/>
+        <w:t>households.</w:t>
+        <w:br/>
+        <w:t>Since the great suburban flight began after World War II, a city</w:t>
+        <w:br/>
+        <w:t>that lost people was almost always a city in decline. But for</w:t>
+        <w:br/>
+        <w:t>the first time in cities' history, smaller can be better.</w:t>
+        <w:br/>
+        <w:t>A recent report by the Brookings Institution confirms the trend</w:t>
+        <w:br/>
+        <w:t>in Washington, D.C. The population keeps dropping, but poverty</w:t>
+        <w:br/>
+        <w:t>is down, home sales are up and public school enrollment, once</w:t>
+        <w:br/>
+        <w:t>mostly black, is becoming more racially and ethnically diverse,</w:t>
+        <w:br/>
+        <w:t>according to the report by Brookings' Center on Urban and Metropolitan</w:t>
+        <w:br/>
+        <w:t>Research.</w:t>
+        <w:br/>
+        <w:t>"Less population may have been beneficial to the city," says</w:t>
+        <w:br/>
+        <w:t>Phil Dearborn of The Greater Washington Research Center, who worked</w:t>
+        <w:br/>
+        <w:t>on the report.</w:t>
+        <w:br/>
+        <w:t>The new 'urban'</w:t>
+        <w:br/>
+        <w:t>As the backlash against suburban sprawl and traffic congestion</w:t>
+        <w:br/>
+        <w:t>escalates, old cities have an unparalleled cachet to cash in on.</w:t>
+        <w:br/>
+        <w:t>"Urban" is no longer synonymous with crime, which is at an all-time</w:t>
+        <w:br/>
+        <w:t>low in some cities, or decay. It now evokes more pleasant images:</w:t>
+        <w:br/>
+        <w:t>night life, museums, fashionable restaurants, boutiques, diversity</w:t>
+        <w:br/>
+        <w:t>and distinctive neighborhoods:</w:t>
+        <w:br/>
+        <w:t>"Less can be more, if the 'less' are affluent singles and couples</w:t>
+        <w:br/>
+        <w:t>that replace families. They pay taxes and have no dependents,"</w:t>
+        <w:br/>
+        <w:t>says Robert Lang, director of urban and metropolitan research</w:t>
+        <w:br/>
+        <w:t>at the Fannie Mae Foundation, a national community development</w:t>
+        <w:br/>
+        <w:t>organization.</w:t>
+        <w:br/>
+        <w:t>Providence, once a gritty center of jewelry and textile manufacturing,</w:t>
+        <w:br/>
+        <w:t>has lost more than 100,000 people since its population peak of</w:t>
+        <w:br/>
+        <w:t>253,504 in 1940. And despite its resurgence, it lost more than</w:t>
+        <w:br/>
+        <w:t>10,000 from 1990 to 1998, according to Census Bureau estimates.</w:t>
+        <w:br/>
+        <w:t>But something positive happened during that time: Households with</w:t>
+        <w:br/>
+        <w:t>annual incomes of more than $ 50,000 climbed 39%, and households</w:t>
+        <w:br/>
+        <w:t>making less tumbled almost 16%, according to Claritas, a market</w:t>
+        <w:br/>
+        <w:t>research firm. The city's property tax revenue jumped from $ 135</w:t>
+        <w:br/>
+        <w:t>million in 1989 to $ 179 million in 1998.</w:t>
+        <w:br/>
+        <w:t>One family's story</w:t>
+        <w:br/>
+        <w:t>People such as Luke and Jane Driver contribute to the odd combination</w:t>
+        <w:br/>
+        <w:t>of urban downsizing and urban renaissance. They bought a home</w:t>
+        <w:br/>
+        <w:t>in 1990 in the Elmwood district of Providence, where many of the</w:t>
+        <w:br/>
+        <w:t>grand Victorian mansions had become dilapidated subsidized housing.</w:t>
+        <w:br/>
+        <w:t>The Drivers' 2,600-square-foot house had been cut up into four</w:t>
+        <w:br/>
+        <w:t>apartments that were rented to Hispanic families of modest incomes.</w:t>
+        <w:br/>
+        <w:t>Luke 37, and Jane, 35, took over two of the apartments but kept</w:t>
+        <w:br/>
+        <w:t>renting the others to help pay the mortgage. By 1996, they could</w:t>
+        <w:br/>
+        <w:t>afford it on their own. They turned the house on Melrose Street</w:t>
+        <w:br/>
+        <w:t>into a beautiful single-family home again. They live there with</w:t>
+        <w:br/>
+        <w:t>their two children, Rachel, 7, and Zachary, 4.</w:t>
+        <w:br/>
+        <w:t>The Drivers are typical of the new face of the city: Four people</w:t>
+        <w:br/>
+        <w:t>where more than a dozen lived a decade ago.</w:t>
+        <w:br/>
+        <w:t>Old industrial cities will never be as populous as they once were</w:t>
+        <w:br/>
+        <w:t>because of people like the Drivers. New urban households are smaller</w:t>
+        <w:br/>
+        <w:t>than those that fled to the suburbs, and the losses might be impossible</w:t>
+        <w:br/>
+        <w:t>to reverse. A large influx of immigrants might be the only way</w:t>
+        <w:br/>
+        <w:t>many older cities can grow, urban experts say, because American</w:t>
+        <w:br/>
+        <w:t>families as a whole are shrinking. People are marrying later,</w:t>
+        <w:br/>
+        <w:t>having children later, having fewer children and divorcing more,</w:t>
+        <w:br/>
+        <w:t>demographer William Frey says. Even families who never leave the</w:t>
+        <w:br/>
+        <w:t>city are getting smaller because children move away and spouses</w:t>
+        <w:br/>
+        <w:t>die.</w:t>
+        <w:br/>
+        <w:t>"Cities have to think of ways to redevelop downtowns with fewer</w:t>
+        <w:br/>
+        <w:t>people," says Frey, a demographer with the Milken Institute,</w:t>
+        <w:br/>
+        <w:t>a think tank in Santa Monica, Calif. "A mayor doesn't want to</w:t>
+        <w:br/>
+        <w:t>go on the record saying that it's OK that we're losing people,</w:t>
+        <w:br/>
+        <w:t>but it may be a fact that they're better off."</w:t>
+        <w:br/>
+        <w:t>Vincent "Buddy" Cianci Jr., Providence's showy mayor, understood</w:t>
+        <w:br/>
+        <w:t>this population upheaval early on.</w:t>
+        <w:br/>
+        <w:t>He helped transform this city into an arts capital, entertainment</w:t>
+        <w:br/>
+        <w:t>center, tourist destination and a trendy place to live. All the</w:t>
+        <w:br/>
+        <w:t>assets were already in place: Brown University, the Rhode Island</w:t>
+        <w:br/>
+        <w:t>School of Design, Johnson and Wales University's famous culinary</w:t>
+        <w:br/>
+        <w:t>institute, the riverfront and historic buildings. It's less than</w:t>
+        <w:br/>
+        <w:t>an hour's drive to Boston (20 minutes by train when Amtrak's new</w:t>
+        <w:br/>
+        <w:t>high-speed rail starts in the fall) and close enough to New England's</w:t>
+        <w:br/>
+        <w:t>vacation resorts that some retirees are buying summer homes in</w:t>
+        <w:br/>
+        <w:t>the city.</w:t>
+        <w:br/>
+        <w:t>The 'human scale'</w:t>
+        <w:br/>
+        <w:t>No one lived downtown a dozen years ago. Today, there is a waiting</w:t>
+        <w:br/>
+        <w:t>list for lofts in old department stores and office buildings.</w:t>
+        <w:br/>
+        <w:t>The city gives tax breaks to artists who live and work downtown</w:t>
+        <w:br/>
+        <w:t>and finances restaurants -- ventures that banks consider risky</w:t>
+        <w:br/>
+        <w:t>-- to keep the talent from the city's culinary school. The TV</w:t>
+        <w:br/>
+        <w:t>show Providence has given the affluent East Side so much</w:t>
+        <w:br/>
+        <w:t>exposure that housing prices are soaring.</w:t>
+        <w:br/>
+        <w:t>"People are not scared to come in to the city anymore," Cianci</w:t>
+        <w:br/>
+        <w:t>says. "The key was to reduce density in the neighborhoods and</w:t>
+        <w:br/>
+        <w:t>increase it downtown."</w:t>
+        <w:br/>
+        <w:t>Cliff and Karina Wood don't want Providence to get much more crowded.</w:t>
+        <w:br/>
+        <w:t>"Everything is more on a human scale. It's a little more magical,"</w:t>
+        <w:br/>
+        <w:t>says Cliff, a jazz musician when he's not marketing loft apartments</w:t>
+        <w:br/>
+        <w:t>for developer Cornish Associates. His wife is a meetings organizer.</w:t>
+        <w:br/>
+        <w:t>She works from an office on the third floor of their house, where</w:t>
+        <w:br/>
+        <w:t>an apartment once was.</w:t>
+        <w:br/>
+        <w:t>The Woods moved here from Washington, D.C., partly because Providence</w:t>
+        <w:br/>
+        <w:t>was cited as one of the 10 best places to live in Swing,</w:t>
+        <w:br/>
+        <w:t>a magazine for 20-somethings. The Woods, 30 now, plan to redo</w:t>
+        <w:br/>
+        <w:t>the kitchen and eventually take over the second floor of the house</w:t>
+        <w:br/>
+        <w:t>they're now renting out. They're expecting their first child in</w:t>
+        <w:br/>
+        <w:t>the fall.</w:t>
+        <w:br/>
+        <w:t>Most of the large Portuguese immigrant families that crowded the</w:t>
+        <w:br/>
+        <w:t>neighborhood are gone. Listen to Cliff list the new demographics:</w:t>
+        <w:br/>
+        <w:t>"There, a couple in their 40s next door. Across the street, a</w:t>
+        <w:br/>
+        <w:t>man in his 30s, an actress in her 60s in the back, a single man</w:t>
+        <w:br/>
+        <w:t>in his 50s there, a couple in their late 20s here."</w:t>
+        <w:br/>
+        <w:t>There are people like Umberto Crenca, artistic director and founder</w:t>
+        <w:br/>
+        <w:t>of AS220, an art cooperative, who fear that the changes could</w:t>
+        <w:br/>
+        <w:t>drain the city of its character. It's already happened in Fox</w:t>
+        <w:br/>
+        <w:t>Point, he says, where new residents are calling this old immigrant</w:t>
+        <w:br/>
+        <w:t>neighborhood the "Lower East Side" (as in Manhattan's).</w:t>
+        <w:br/>
+        <w:t>"Post-industrial funk, art and diversity is what makes Providence</w:t>
+        <w:br/>
+        <w:t>interesting," he says. He worries that a new downtown mall anchored</w:t>
+        <w:br/>
+        <w:t>by Nordstrom, Filene's and a theater megaplex will inject too</w:t>
+        <w:br/>
+        <w:t>much of suburbia's generic qualities.</w:t>
+        <w:br/>
+        <w:t>"Think of all the (foreign) immigration going on here," says</w:t>
+        <w:br/>
+        <w:t>Crenca, 48. "Do you get this flavor downtown?"</w:t>
+        <w:br/>
+        <w:t>The challenge for cities like Providence may be to keep young</w:t>
+        <w:br/>
+        <w:t>people from moving after they have children.</w:t>
+        <w:br/>
+        <w:t>The Woods' child is not born yet, but his parents already have</w:t>
+        <w:br/>
+        <w:t>checked out the elementary school four blocks away. They're happy</w:t>
+        <w:br/>
+        <w:t>with it. The Drivers' daughter attends public school, and they're</w:t>
+        <w:br/>
+        <w:t>thrilled she is in a racially and ethnically mixed classroom.</w:t>
+        <w:br/>
+        <w:t>As Luke hops on his bike to get to City Hall, where he is a policy</w:t>
+        <w:br/>
+        <w:t>adviser, he says: "We have no reason to want to move."</w:t>
+        <w:br/>
+        <w:br/>
+        <w:t>Graphic</w:t>
+        <w:br/>
+        <w:br/>
+        <w:t xml:space="preserve"> </w:t>
+        <w:br/>
+        <w:t>PHOTO, color, Stephen Rose for USA TODAY; PHOTO, b/w, Stephen Rose for USA TODAY; Resurgence in Providence, R.I.: '90s urban hipness has changed the face of the once-gritty manufacturing center. Leading the urban renaissance: Luke and Jane Driver, with Zachary, 4, turned a Victorian mansion that had been carved into four apartments back into a beautiful single-family home.</w:t>
       </w:r>
     </w:p>
     <w:sectPr>
